--- a/dokumentation/Schlenter-Rüdiger_IU14092699_DLBDSPBDM01_D_Finalisierungsphase_AB.docx
+++ b/dokumentation/Schlenter-Rüdiger_IU14092699_DLBDSPBDM01_D_Finalisierungsphase_AB.docx
@@ -36,13 +36,10 @@
     </w:p>
     <w:p>
       <w:r>
-        <w:t xml:space="preserve">Eine Buchtausch-App muss Bücher, Nutzer und Ausleihen miteinander verknüpfen. In diesem Projekt wird das mithilfe einer relationalen Datenbank gelöst. Nutzer bieten Bücher aus dem eigenen Bestand zum Verleihen an, fragen Bücher anderer Nutzer an und </w:t>
-      </w:r>
-      <w:r>
-        <w:t>bilden</w:t>
-      </w:r>
-      <w:r>
-        <w:t xml:space="preserve"> den Ausleihvorgang über die Anwendung ab.</w:t>
+        <w:t>I</w:t>
+      </w:r>
+      <w:r>
+        <w:t>n der Buchtausch-App bieten Nutzer Bücher aus dem eigenen Bestand zum Verleihen an und fragen Bücher anderer Nutzer an. Diese Ausleihprozesse benötigen eine Persistenzschicht, in der Stamm- und Bewegungsdaten gehalten werden. Das Projekt erfüllt diese Anforderung mit einer relationalen Datenbank.</w:t>
       </w:r>
     </w:p>
     <w:p>
@@ -458,7 +455,31 @@
         <w:t xml:space="preserve"> Zusätzlich </w:t>
       </w:r>
       <w:r>
-        <w:t>wurde die PoC-Anwendung in Python auf Basis von Flask gebaut. Es spielt den Ausleihvorgang von der Anfrage bis zur Bewertung durch und greift direkt auf die Oracle-Datenbank zu. Damit war geprüft, dass das Schema die Prozesse im Zusammenspiel trägt.</w:t>
+        <w:t xml:space="preserve">wurde die PoC-Anwendung in Python auf Basis von Flask gebaut. </w:t>
+      </w:r>
+      <w:r>
+        <w:t>Sie</w:t>
+      </w:r>
+      <w:r>
+        <w:t xml:space="preserve"> spielt den Ausleihvorgang von der Anfrage bis zur Bewertung durch und greift direkt auf die Oracle-Datenbank zu. </w:t>
+      </w:r>
+      <w:r>
+        <w:t>So</w:t>
+      </w:r>
+      <w:r>
+        <w:t xml:space="preserve"> war geprüft, dass das Schema </w:t>
+      </w:r>
+      <w:r>
+        <w:t xml:space="preserve">für </w:t>
+      </w:r>
+      <w:r>
+        <w:t xml:space="preserve">die Prozesse im Zusammenspiel </w:t>
+      </w:r>
+      <w:r>
+        <w:t>geeignet ist</w:t>
+      </w:r>
+      <w:r>
+        <w:t>.</w:t>
       </w:r>
     </w:p>
     <w:p>
@@ -1593,7 +1614,6 @@
   <w:style w:type="character" w:default="1" w:styleId="Absatz-Standardschriftart">
     <w:name w:val="Default Paragraph Font"/>
     <w:uiPriority w:val="1"/>
-    <w:semiHidden/>
     <w:unhideWhenUsed/>
   </w:style>
   <w:style w:type="table" w:default="1" w:styleId="NormaleTabelle">
